--- a/fra/docx/51.content.docx
+++ b/fra/docx/51.content.docx
@@ -136,13 +136,6 @@
         <w:rPr>
           <w:lang w:val="fr_FR" w:bidi="fr_FR"/>
         </w:rPr>
-      </w:r>
-      <w:r>
-        <w:rPr>
-          <w:i/>
-          <w:lang w:val="fr_FR" w:bidi="fr_FR"/>
-        </w:rPr>
-        <w:t>Colossiens 1.1, Colossiens 1.2, Colossiens 1.5, Colossiens 1.6, Colossiens 1.7, Colossiens 1.9, Colossiens 1.10, Colossiens 1.12, Colossiens 1.13, Colossiens 1.14, Colossiens 1.15, Colossiens 1.16, Colossiens 1.20, Colossiens 1.21, Colossiens 1.23, Colossiens 1.24, Colossiens 1.27, Colossiens 1.28, Colossiens 2.2, Colossiens 2.3, Colossiens 2.4, Colossiens 2.6, Colossiens 2.8, Colossiens 2.9, Colossiens 2.10, Colossiens 2.11, Colossiens 2.12, Colossiens 2.13, Colossiens 2.14, Colossiens 2.15, Colossiens 2.16, Colossiens 2.17, Colossiens 2.19, Colossiens 2.21, Colossiens 2.23, Colossiens 3.1, Colossiens 3.1–2, Colossiens 3.3, Colossiens 3.4, Colossiens 3.5, Colossiens 3.6, Colossiens 3.8, Colossiens 3.10, Colossiens 3.12, Colossiens 3.13, Colossiens 3.14, Colossiens 3.15, Colossiens 3.15–17, Colossiens 3.16, Colossiens 3.18, Colossiens 3.19, Colossiens 3.20, Colossiens 3.21, Colossiens 3.23–24, Colossiens 3.24, Colossiens 3.25, Colossiens 4.1, Colossiens 4.2, Colossiens 4.3, Colossiens 4.5–6, Colossiens 4.7–9, Colossiens 4.10, Colossiens 4.12, Colossiens 4.14, Colossiens 4.15, Colossiens 4.16, Colossiens 4.18</w:t>
       </w:r>
       <w:r>
         <w:rPr>

--- a/fra/docx/51.content.docx
+++ b/fra/docx/51.content.docx
@@ -123,19 +123,6 @@
           <w:lang w:val="fr_FR" w:bidi="fr_FR"/>
         </w:rPr>
         <w:t>COL</w:t>
-      </w:r>
-      <w:r>
-        <w:rPr>
-          <w:lang w:val="fr_FR" w:bidi="fr_FR"/>
-        </w:rPr>
-      </w:r>
-    </w:p>
-    <w:p>
-      <w:pPr/>
-      <w:r>
-        <w:rPr>
-          <w:lang w:val="fr_FR" w:bidi="fr_FR"/>
-        </w:rPr>
       </w:r>
       <w:r>
         <w:rPr>

--- a/fra/docx/51.content.docx
+++ b/fra/docx/51.content.docx
@@ -19,7 +19,7 @@
         <w:rPr>
           <w:lang w:val="fr_FR" w:bidi="fr_FR"/>
         </w:rPr>
-        <w:t>Resource: Questions de Traduction (unfoldingWord)</w:t>
+        <w:t>Resource: unfoldingWord® Translation Questions</w:t>
       </w:r>
       <w:r>
         <w:rPr>
@@ -85,7 +85,7 @@
         <w:rPr>
           <w:lang w:val="fr_FR" w:bidi="fr_FR"/>
         </w:rPr>
-        <w:t>Questions de Traduction (unfoldingWord)</w:t>
+        <w:t>unfoldingWord® Translation Questions</w:t>
       </w:r>
     </w:p>
     <w:p>
